--- a/Notes/Day 10.docx
+++ b/Notes/Day 10.docx
@@ -30,14 +30,721 @@
     </w:p>
     <w:p>
       <w:pPr>
+        <w:ind w:left="720"/>
+      </w:pPr>
+      <w:r>
+        <w:t>Concurrency is the ability of a program to manage &amp; execute multiple tasks during overlapping periods of time. Rather than waiting for one task to finish before starting another, a concurrent program organizes work so that multiple operation can make progress independently.</w:t>
+      </w:r>
+    </w:p>
+    <w:p>
+      <w:pPr>
+        <w:ind w:left="720"/>
+      </w:pPr>
+      <w:r>
+        <w:t>In Python, concurrency allows application to efficiently handle activities such as network communication, file operation, database access, &amp; user interactions.</w:t>
+      </w:r>
+    </w:p>
+    <w:p>
+      <w:pPr>
+        <w:ind w:left="720"/>
+        <w:rPr>
+          <w:b/>
+          <w:bCs/>
+        </w:rPr>
+      </w:pPr>
+      <w:r>
+        <w:rPr>
+          <w:b/>
+          <w:bCs/>
+        </w:rPr>
+        <w:t>Key Characteristics of Concurrency</w:t>
+      </w:r>
+    </w:p>
+    <w:p>
+      <w:pPr>
+        <w:pStyle w:val="ListParagraph"/>
+        <w:numPr>
+          <w:ilvl w:val="1"/>
+          <w:numId w:val="10"/>
+        </w:numPr>
+      </w:pPr>
+      <w:r>
+        <w:t>Multiple tasks exist simultaneously.</w:t>
+      </w:r>
+    </w:p>
+    <w:p>
+      <w:pPr>
+        <w:pStyle w:val="ListParagraph"/>
+        <w:numPr>
+          <w:ilvl w:val="1"/>
+          <w:numId w:val="10"/>
+        </w:numPr>
+      </w:pPr>
+      <w:r>
+        <w:t>Tasks may execute in overlapping time periods.</w:t>
+      </w:r>
+    </w:p>
+    <w:p>
+      <w:pPr>
+        <w:pStyle w:val="ListParagraph"/>
+        <w:numPr>
+          <w:ilvl w:val="1"/>
+          <w:numId w:val="10"/>
+        </w:numPr>
+      </w:pPr>
+      <w:r>
+        <w:t>Improves application responsiveness.</w:t>
+      </w:r>
+    </w:p>
+    <w:p>
+      <w:pPr>
+        <w:pStyle w:val="ListParagraph"/>
+        <w:numPr>
+          <w:ilvl w:val="1"/>
+          <w:numId w:val="10"/>
+        </w:numPr>
+      </w:pPr>
+      <w:r>
+        <w:t>Enables efficient handling of waiting operations.</w:t>
+      </w:r>
+    </w:p>
+    <w:p>
+      <w:pPr>
+        <w:pStyle w:val="ListParagraph"/>
+        <w:numPr>
+          <w:ilvl w:val="1"/>
+          <w:numId w:val="10"/>
+        </w:numPr>
+      </w:pPr>
+      <w:r>
+        <w:t>Can be implemented using threads, process, or asynchronous programming.</w:t>
+      </w:r>
+    </w:p>
+    <w:p>
+      <w:pPr>
         <w:numPr>
           <w:ilvl w:val="0"/>
           <w:numId w:val="1"/>
         </w:numPr>
-      </w:pPr>
-      <w:r>
+        <w:rPr>
+          <w:b/>
+          <w:bCs/>
+        </w:rPr>
+      </w:pPr>
+      <w:r>
+        <w:rPr>
+          <w:b/>
+          <w:bCs/>
+        </w:rPr>
         <w:t>Process vs Thread</w:t>
       </w:r>
+    </w:p>
+    <w:p>
+      <w:pPr>
+        <w:ind w:left="720"/>
+      </w:pPr>
+      <w:r>
+        <w:t>A process is an independent execution environment with its own memory space, system resources, and runtime state.</w:t>
+      </w:r>
+    </w:p>
+    <w:p>
+      <w:pPr>
+        <w:ind w:left="720"/>
+        <w:rPr>
+          <w:b/>
+          <w:bCs/>
+        </w:rPr>
+      </w:pPr>
+      <w:r>
+        <w:rPr>
+          <w:b/>
+          <w:bCs/>
+        </w:rPr>
+        <w:t>Characteristics of Process</w:t>
+      </w:r>
+    </w:p>
+    <w:p>
+      <w:pPr>
+        <w:pStyle w:val="ListParagraph"/>
+        <w:numPr>
+          <w:ilvl w:val="1"/>
+          <w:numId w:val="11"/>
+        </w:numPr>
+      </w:pPr>
+      <w:r>
+        <w:t>Has its own memory allocation.</w:t>
+      </w:r>
+    </w:p>
+    <w:p>
+      <w:pPr>
+        <w:pStyle w:val="ListParagraph"/>
+        <w:numPr>
+          <w:ilvl w:val="1"/>
+          <w:numId w:val="11"/>
+        </w:numPr>
+      </w:pPr>
+      <w:r>
+        <w:t>Runs independently of other processes.</w:t>
+      </w:r>
+    </w:p>
+    <w:p>
+      <w:pPr>
+        <w:pStyle w:val="ListParagraph"/>
+        <w:numPr>
+          <w:ilvl w:val="1"/>
+          <w:numId w:val="11"/>
+        </w:numPr>
+      </w:pPr>
+      <w:r>
+        <w:t>Communication between processes requires specialized mechanisms.</w:t>
+      </w:r>
+    </w:p>
+    <w:p>
+      <w:pPr>
+        <w:pStyle w:val="ListParagraph"/>
+        <w:numPr>
+          <w:ilvl w:val="1"/>
+          <w:numId w:val="11"/>
+        </w:numPr>
+      </w:pPr>
+      <w:r>
+        <w:t>Process creation is relatively expensive.</w:t>
+      </w:r>
+    </w:p>
+    <w:p>
+      <w:pPr>
+        <w:pStyle w:val="ListParagraph"/>
+        <w:numPr>
+          <w:ilvl w:val="1"/>
+          <w:numId w:val="11"/>
+        </w:numPr>
+      </w:pPr>
+      <w:r>
+        <w:t>Failure in one process usually does not affect another process.</w:t>
+      </w:r>
+    </w:p>
+    <w:p>
+      <w:pPr>
+        <w:ind w:left="720"/>
+      </w:pPr>
+      <w:r>
+        <w:t>A thread is a lightweight unit of execution within the same process.</w:t>
+      </w:r>
+    </w:p>
+    <w:p>
+      <w:pPr>
+        <w:ind w:left="720"/>
+        <w:rPr>
+          <w:b/>
+          <w:bCs/>
+        </w:rPr>
+      </w:pPr>
+      <w:r>
+        <w:rPr>
+          <w:b/>
+          <w:bCs/>
+        </w:rPr>
+        <w:t>Cha</w:t>
+      </w:r>
+      <w:r>
+        <w:rPr>
+          <w:b/>
+          <w:bCs/>
+        </w:rPr>
+        <w:t>racteristics of Thread:</w:t>
+      </w:r>
+    </w:p>
+    <w:p>
+      <w:pPr>
+        <w:pStyle w:val="ListParagraph"/>
+        <w:numPr>
+          <w:ilvl w:val="1"/>
+          <w:numId w:val="1"/>
+        </w:numPr>
+      </w:pPr>
+      <w:r>
+        <w:t>Shares memory &amp; resources with other threads within the same process.</w:t>
+      </w:r>
+    </w:p>
+    <w:p>
+      <w:pPr>
+        <w:pStyle w:val="ListParagraph"/>
+        <w:numPr>
+          <w:ilvl w:val="1"/>
+          <w:numId w:val="1"/>
+        </w:numPr>
+      </w:pPr>
+      <w:r>
+        <w:t>Creation &amp; management are less expensive than processes.</w:t>
+      </w:r>
+    </w:p>
+    <w:p>
+      <w:pPr>
+        <w:pStyle w:val="ListParagraph"/>
+        <w:numPr>
+          <w:ilvl w:val="1"/>
+          <w:numId w:val="1"/>
+        </w:numPr>
+      </w:pPr>
+      <w:r>
+        <w:t>Enables concurrent execution of tasks within a program.</w:t>
+      </w:r>
+    </w:p>
+    <w:p>
+      <w:pPr>
+        <w:pStyle w:val="ListParagraph"/>
+        <w:numPr>
+          <w:ilvl w:val="1"/>
+          <w:numId w:val="1"/>
+        </w:numPr>
+      </w:pPr>
+      <w:r>
+        <w:t>Can access shared variables directly.</w:t>
+      </w:r>
+    </w:p>
+    <w:p>
+      <w:pPr>
+        <w:pStyle w:val="ListParagraph"/>
+        <w:numPr>
+          <w:ilvl w:val="1"/>
+          <w:numId w:val="1"/>
+        </w:numPr>
+      </w:pPr>
+      <w:r>
+        <w:t>Requires synchronization mechanisms to avoid data corruption.</w:t>
+      </w:r>
+    </w:p>
+    <w:p>
+      <w:pPr>
+        <w:pStyle w:val="ListParagraph"/>
+        <w:rPr>
+          <w:b/>
+          <w:bCs/>
+        </w:rPr>
+      </w:pPr>
+    </w:p>
+    <w:p>
+      <w:pPr>
+        <w:pStyle w:val="ListParagraph"/>
+        <w:rPr>
+          <w:b/>
+          <w:bCs/>
+        </w:rPr>
+      </w:pPr>
+    </w:p>
+    <w:p>
+      <w:pPr>
+        <w:pStyle w:val="ListParagraph"/>
+        <w:rPr>
+          <w:b/>
+          <w:bCs/>
+        </w:rPr>
+      </w:pPr>
+    </w:p>
+    <w:p>
+      <w:pPr>
+        <w:pStyle w:val="ListParagraph"/>
+        <w:rPr>
+          <w:b/>
+          <w:bCs/>
+        </w:rPr>
+      </w:pPr>
+    </w:p>
+    <w:p>
+      <w:pPr>
+        <w:pStyle w:val="ListParagraph"/>
+        <w:rPr>
+          <w:b/>
+          <w:bCs/>
+        </w:rPr>
+      </w:pPr>
+      <w:r>
+        <w:rPr>
+          <w:b/>
+          <w:bCs/>
+        </w:rPr>
+        <w:lastRenderedPageBreak/>
+        <w:t>Comparison Process vs Thread</w:t>
+      </w:r>
+    </w:p>
+    <w:tbl>
+      <w:tblPr>
+        <w:tblStyle w:val="GridTable5Dark-Accent4"/>
+        <w:tblW w:w="0" w:type="auto"/>
+        <w:tblLook w:val="04A0" w:firstRow="1" w:lastRow="0" w:firstColumn="1" w:lastColumn="0" w:noHBand="0" w:noVBand="1"/>
+      </w:tblPr>
+      <w:tblGrid>
+        <w:gridCol w:w="2923"/>
+        <w:gridCol w:w="1976"/>
+        <w:gridCol w:w="1689"/>
+      </w:tblGrid>
+      <w:tr>
+        <w:trPr>
+          <w:cnfStyle w:val="100000000000" w:firstRow="1" w:lastRow="0" w:firstColumn="0" w:lastColumn="0" w:oddVBand="0" w:evenVBand="0" w:oddHBand="0" w:evenHBand="0" w:firstRowFirstColumn="0" w:firstRowLastColumn="0" w:lastRowFirstColumn="0" w:lastRowLastColumn="0"/>
+        </w:trPr>
+        <w:tc>
+          <w:tcPr>
+            <w:cnfStyle w:val="001000000000" w:firstRow="0" w:lastRow="0" w:firstColumn="1" w:lastColumn="0" w:oddVBand="0" w:evenVBand="0" w:oddHBand="0" w:evenHBand="0" w:firstRowFirstColumn="0" w:firstRowLastColumn="0" w:lastRowFirstColumn="0" w:lastRowLastColumn="0"/>
+            <w:tcW w:w="0" w:type="auto"/>
+            <w:hideMark/>
+          </w:tcPr>
+          <w:p>
+            <w:pPr>
+              <w:pStyle w:val="ListParagraph"/>
+              <w:spacing w:after="160" w:line="278" w:lineRule="auto"/>
+            </w:pPr>
+            <w:r>
+              <w:t>Feature</w:t>
+            </w:r>
+          </w:p>
+        </w:tc>
+        <w:tc>
+          <w:tcPr>
+            <w:tcW w:w="0" w:type="auto"/>
+            <w:hideMark/>
+          </w:tcPr>
+          <w:p>
+            <w:pPr>
+              <w:pStyle w:val="ListParagraph"/>
+              <w:spacing w:after="160" w:line="278" w:lineRule="auto"/>
+              <w:cnfStyle w:val="100000000000" w:firstRow="1" w:lastRow="0" w:firstColumn="0" w:lastColumn="0" w:oddVBand="0" w:evenVBand="0" w:oddHBand="0" w:evenHBand="0" w:firstRowFirstColumn="0" w:firstRowLastColumn="0" w:lastRowFirstColumn="0" w:lastRowLastColumn="0"/>
+            </w:pPr>
+            <w:r>
+              <w:t>Process</w:t>
+            </w:r>
+          </w:p>
+        </w:tc>
+        <w:tc>
+          <w:tcPr>
+            <w:tcW w:w="0" w:type="auto"/>
+            <w:hideMark/>
+          </w:tcPr>
+          <w:p>
+            <w:pPr>
+              <w:pStyle w:val="ListParagraph"/>
+              <w:spacing w:after="160" w:line="278" w:lineRule="auto"/>
+              <w:cnfStyle w:val="100000000000" w:firstRow="1" w:lastRow="0" w:firstColumn="0" w:lastColumn="0" w:oddVBand="0" w:evenVBand="0" w:oddHBand="0" w:evenHBand="0" w:firstRowFirstColumn="0" w:firstRowLastColumn="0" w:lastRowFirstColumn="0" w:lastRowLastColumn="0"/>
+            </w:pPr>
+            <w:r>
+              <w:t>Thread</w:t>
+            </w:r>
+          </w:p>
+        </w:tc>
+      </w:tr>
+      <w:tr>
+        <w:trPr>
+          <w:cnfStyle w:val="000000100000" w:firstRow="0" w:lastRow="0" w:firstColumn="0" w:lastColumn="0" w:oddVBand="0" w:evenVBand="0" w:oddHBand="1" w:evenHBand="0" w:firstRowFirstColumn="0" w:firstRowLastColumn="0" w:lastRowFirstColumn="0" w:lastRowLastColumn="0"/>
+        </w:trPr>
+        <w:tc>
+          <w:tcPr>
+            <w:cnfStyle w:val="001000000000" w:firstRow="0" w:lastRow="0" w:firstColumn="1" w:lastColumn="0" w:oddVBand="0" w:evenVBand="0" w:oddHBand="0" w:evenHBand="0" w:firstRowFirstColumn="0" w:firstRowLastColumn="0" w:lastRowFirstColumn="0" w:lastRowLastColumn="0"/>
+            <w:tcW w:w="0" w:type="auto"/>
+            <w:hideMark/>
+          </w:tcPr>
+          <w:p>
+            <w:pPr>
+              <w:pStyle w:val="ListParagraph"/>
+              <w:spacing w:after="160" w:line="278" w:lineRule="auto"/>
+            </w:pPr>
+            <w:r>
+              <w:t>Memory</w:t>
+            </w:r>
+          </w:p>
+        </w:tc>
+        <w:tc>
+          <w:tcPr>
+            <w:tcW w:w="0" w:type="auto"/>
+            <w:hideMark/>
+          </w:tcPr>
+          <w:p>
+            <w:pPr>
+              <w:pStyle w:val="ListParagraph"/>
+              <w:spacing w:after="160" w:line="278" w:lineRule="auto"/>
+              <w:cnfStyle w:val="000000100000" w:firstRow="0" w:lastRow="0" w:firstColumn="0" w:lastColumn="0" w:oddVBand="0" w:evenVBand="0" w:oddHBand="1" w:evenHBand="0" w:firstRowFirstColumn="0" w:firstRowLastColumn="0" w:lastRowFirstColumn="0" w:lastRowLastColumn="0"/>
+            </w:pPr>
+            <w:r>
+              <w:t>Separate</w:t>
+            </w:r>
+          </w:p>
+        </w:tc>
+        <w:tc>
+          <w:tcPr>
+            <w:tcW w:w="0" w:type="auto"/>
+            <w:hideMark/>
+          </w:tcPr>
+          <w:p>
+            <w:pPr>
+              <w:pStyle w:val="ListParagraph"/>
+              <w:spacing w:after="160" w:line="278" w:lineRule="auto"/>
+              <w:cnfStyle w:val="000000100000" w:firstRow="0" w:lastRow="0" w:firstColumn="0" w:lastColumn="0" w:oddVBand="0" w:evenVBand="0" w:oddHBand="1" w:evenHBand="0" w:firstRowFirstColumn="0" w:firstRowLastColumn="0" w:lastRowFirstColumn="0" w:lastRowLastColumn="0"/>
+            </w:pPr>
+            <w:r>
+              <w:t>Shared</w:t>
+            </w:r>
+          </w:p>
+        </w:tc>
+      </w:tr>
+      <w:tr>
+        <w:tc>
+          <w:tcPr>
+            <w:cnfStyle w:val="001000000000" w:firstRow="0" w:lastRow="0" w:firstColumn="1" w:lastColumn="0" w:oddVBand="0" w:evenVBand="0" w:oddHBand="0" w:evenHBand="0" w:firstRowFirstColumn="0" w:firstRowLastColumn="0" w:lastRowFirstColumn="0" w:lastRowLastColumn="0"/>
+            <w:tcW w:w="0" w:type="auto"/>
+            <w:hideMark/>
+          </w:tcPr>
+          <w:p>
+            <w:pPr>
+              <w:pStyle w:val="ListParagraph"/>
+              <w:spacing w:after="160" w:line="278" w:lineRule="auto"/>
+            </w:pPr>
+            <w:r>
+              <w:t>Creation Cost</w:t>
+            </w:r>
+          </w:p>
+        </w:tc>
+        <w:tc>
+          <w:tcPr>
+            <w:tcW w:w="0" w:type="auto"/>
+            <w:hideMark/>
+          </w:tcPr>
+          <w:p>
+            <w:pPr>
+              <w:pStyle w:val="ListParagraph"/>
+              <w:spacing w:after="160" w:line="278" w:lineRule="auto"/>
+              <w:cnfStyle w:val="000000000000" w:firstRow="0" w:lastRow="0" w:firstColumn="0" w:lastColumn="0" w:oddVBand="0" w:evenVBand="0" w:oddHBand="0" w:evenHBand="0" w:firstRowFirstColumn="0" w:firstRowLastColumn="0" w:lastRowFirstColumn="0" w:lastRowLastColumn="0"/>
+            </w:pPr>
+            <w:r>
+              <w:t>High</w:t>
+            </w:r>
+          </w:p>
+        </w:tc>
+        <w:tc>
+          <w:tcPr>
+            <w:tcW w:w="0" w:type="auto"/>
+            <w:hideMark/>
+          </w:tcPr>
+          <w:p>
+            <w:pPr>
+              <w:pStyle w:val="ListParagraph"/>
+              <w:spacing w:after="160" w:line="278" w:lineRule="auto"/>
+              <w:cnfStyle w:val="000000000000" w:firstRow="0" w:lastRow="0" w:firstColumn="0" w:lastColumn="0" w:oddVBand="0" w:evenVBand="0" w:oddHBand="0" w:evenHBand="0" w:firstRowFirstColumn="0" w:firstRowLastColumn="0" w:lastRowFirstColumn="0" w:lastRowLastColumn="0"/>
+            </w:pPr>
+            <w:r>
+              <w:t>Low</w:t>
+            </w:r>
+          </w:p>
+        </w:tc>
+      </w:tr>
+      <w:tr>
+        <w:trPr>
+          <w:cnfStyle w:val="000000100000" w:firstRow="0" w:lastRow="0" w:firstColumn="0" w:lastColumn="0" w:oddVBand="0" w:evenVBand="0" w:oddHBand="1" w:evenHBand="0" w:firstRowFirstColumn="0" w:firstRowLastColumn="0" w:lastRowFirstColumn="0" w:lastRowLastColumn="0"/>
+        </w:trPr>
+        <w:tc>
+          <w:tcPr>
+            <w:cnfStyle w:val="001000000000" w:firstRow="0" w:lastRow="0" w:firstColumn="1" w:lastColumn="0" w:oddVBand="0" w:evenVBand="0" w:oddHBand="0" w:evenHBand="0" w:firstRowFirstColumn="0" w:firstRowLastColumn="0" w:lastRowFirstColumn="0" w:lastRowLastColumn="0"/>
+            <w:tcW w:w="0" w:type="auto"/>
+            <w:hideMark/>
+          </w:tcPr>
+          <w:p>
+            <w:pPr>
+              <w:pStyle w:val="ListParagraph"/>
+              <w:spacing w:after="160" w:line="278" w:lineRule="auto"/>
+            </w:pPr>
+            <w:r>
+              <w:t>Communication</w:t>
+            </w:r>
+          </w:p>
+        </w:tc>
+        <w:tc>
+          <w:tcPr>
+            <w:tcW w:w="0" w:type="auto"/>
+            <w:hideMark/>
+          </w:tcPr>
+          <w:p>
+            <w:pPr>
+              <w:pStyle w:val="ListParagraph"/>
+              <w:spacing w:after="160" w:line="278" w:lineRule="auto"/>
+              <w:cnfStyle w:val="000000100000" w:firstRow="0" w:lastRow="0" w:firstColumn="0" w:lastColumn="0" w:oddVBand="0" w:evenVBand="0" w:oddHBand="1" w:evenHBand="0" w:firstRowFirstColumn="0" w:firstRowLastColumn="0" w:lastRowFirstColumn="0" w:lastRowLastColumn="0"/>
+            </w:pPr>
+            <w:r>
+              <w:t>Complex</w:t>
+            </w:r>
+          </w:p>
+        </w:tc>
+        <w:tc>
+          <w:tcPr>
+            <w:tcW w:w="0" w:type="auto"/>
+            <w:hideMark/>
+          </w:tcPr>
+          <w:p>
+            <w:pPr>
+              <w:pStyle w:val="ListParagraph"/>
+              <w:spacing w:after="160" w:line="278" w:lineRule="auto"/>
+              <w:cnfStyle w:val="000000100000" w:firstRow="0" w:lastRow="0" w:firstColumn="0" w:lastColumn="0" w:oddVBand="0" w:evenVBand="0" w:oddHBand="1" w:evenHBand="0" w:firstRowFirstColumn="0" w:firstRowLastColumn="0" w:lastRowFirstColumn="0" w:lastRowLastColumn="0"/>
+            </w:pPr>
+            <w:r>
+              <w:t>Simple</w:t>
+            </w:r>
+          </w:p>
+        </w:tc>
+      </w:tr>
+      <w:tr>
+        <w:tc>
+          <w:tcPr>
+            <w:cnfStyle w:val="001000000000" w:firstRow="0" w:lastRow="0" w:firstColumn="1" w:lastColumn="0" w:oddVBand="0" w:evenVBand="0" w:oddHBand="0" w:evenHBand="0" w:firstRowFirstColumn="0" w:firstRowLastColumn="0" w:lastRowFirstColumn="0" w:lastRowLastColumn="0"/>
+            <w:tcW w:w="0" w:type="auto"/>
+            <w:hideMark/>
+          </w:tcPr>
+          <w:p>
+            <w:pPr>
+              <w:pStyle w:val="ListParagraph"/>
+              <w:spacing w:after="160" w:line="278" w:lineRule="auto"/>
+            </w:pPr>
+            <w:r>
+              <w:t>Resource Sharing</w:t>
+            </w:r>
+          </w:p>
+        </w:tc>
+        <w:tc>
+          <w:tcPr>
+            <w:tcW w:w="0" w:type="auto"/>
+            <w:hideMark/>
+          </w:tcPr>
+          <w:p>
+            <w:pPr>
+              <w:pStyle w:val="ListParagraph"/>
+              <w:spacing w:after="160" w:line="278" w:lineRule="auto"/>
+              <w:cnfStyle w:val="000000000000" w:firstRow="0" w:lastRow="0" w:firstColumn="0" w:lastColumn="0" w:oddVBand="0" w:evenVBand="0" w:oddHBand="0" w:evenHBand="0" w:firstRowFirstColumn="0" w:firstRowLastColumn="0" w:lastRowFirstColumn="0" w:lastRowLastColumn="0"/>
+            </w:pPr>
+            <w:r>
+              <w:t>No</w:t>
+            </w:r>
+          </w:p>
+        </w:tc>
+        <w:tc>
+          <w:tcPr>
+            <w:tcW w:w="0" w:type="auto"/>
+            <w:hideMark/>
+          </w:tcPr>
+          <w:p>
+            <w:pPr>
+              <w:pStyle w:val="ListParagraph"/>
+              <w:spacing w:after="160" w:line="278" w:lineRule="auto"/>
+              <w:cnfStyle w:val="000000000000" w:firstRow="0" w:lastRow="0" w:firstColumn="0" w:lastColumn="0" w:oddVBand="0" w:evenVBand="0" w:oddHBand="0" w:evenHBand="0" w:firstRowFirstColumn="0" w:firstRowLastColumn="0" w:lastRowFirstColumn="0" w:lastRowLastColumn="0"/>
+            </w:pPr>
+            <w:r>
+              <w:t>Yes</w:t>
+            </w:r>
+          </w:p>
+        </w:tc>
+      </w:tr>
+      <w:tr>
+        <w:trPr>
+          <w:cnfStyle w:val="000000100000" w:firstRow="0" w:lastRow="0" w:firstColumn="0" w:lastColumn="0" w:oddVBand="0" w:evenVBand="0" w:oddHBand="1" w:evenHBand="0" w:firstRowFirstColumn="0" w:firstRowLastColumn="0" w:lastRowFirstColumn="0" w:lastRowLastColumn="0"/>
+        </w:trPr>
+        <w:tc>
+          <w:tcPr>
+            <w:cnfStyle w:val="001000000000" w:firstRow="0" w:lastRow="0" w:firstColumn="1" w:lastColumn="0" w:oddVBand="0" w:evenVBand="0" w:oddHBand="0" w:evenHBand="0" w:firstRowFirstColumn="0" w:firstRowLastColumn="0" w:lastRowFirstColumn="0" w:lastRowLastColumn="0"/>
+            <w:tcW w:w="0" w:type="auto"/>
+            <w:hideMark/>
+          </w:tcPr>
+          <w:p>
+            <w:pPr>
+              <w:pStyle w:val="ListParagraph"/>
+              <w:spacing w:after="160" w:line="278" w:lineRule="auto"/>
+            </w:pPr>
+            <w:r>
+              <w:t>Isolation</w:t>
+            </w:r>
+          </w:p>
+        </w:tc>
+        <w:tc>
+          <w:tcPr>
+            <w:tcW w:w="0" w:type="auto"/>
+            <w:hideMark/>
+          </w:tcPr>
+          <w:p>
+            <w:pPr>
+              <w:pStyle w:val="ListParagraph"/>
+              <w:spacing w:after="160" w:line="278" w:lineRule="auto"/>
+              <w:cnfStyle w:val="000000100000" w:firstRow="0" w:lastRow="0" w:firstColumn="0" w:lastColumn="0" w:oddVBand="0" w:evenVBand="0" w:oddHBand="1" w:evenHBand="0" w:firstRowFirstColumn="0" w:firstRowLastColumn="0" w:lastRowFirstColumn="0" w:lastRowLastColumn="0"/>
+            </w:pPr>
+            <w:r>
+              <w:t>Strong</w:t>
+            </w:r>
+          </w:p>
+        </w:tc>
+        <w:tc>
+          <w:tcPr>
+            <w:tcW w:w="0" w:type="auto"/>
+            <w:hideMark/>
+          </w:tcPr>
+          <w:p>
+            <w:pPr>
+              <w:pStyle w:val="ListParagraph"/>
+              <w:spacing w:after="160" w:line="278" w:lineRule="auto"/>
+              <w:cnfStyle w:val="000000100000" w:firstRow="0" w:lastRow="0" w:firstColumn="0" w:lastColumn="0" w:oddVBand="0" w:evenVBand="0" w:oddHBand="1" w:evenHBand="0" w:firstRowFirstColumn="0" w:firstRowLastColumn="0" w:lastRowFirstColumn="0" w:lastRowLastColumn="0"/>
+            </w:pPr>
+            <w:r>
+              <w:t>Weak</w:t>
+            </w:r>
+          </w:p>
+        </w:tc>
+      </w:tr>
+      <w:tr>
+        <w:tc>
+          <w:tcPr>
+            <w:cnfStyle w:val="001000000000" w:firstRow="0" w:lastRow="0" w:firstColumn="1" w:lastColumn="0" w:oddVBand="0" w:evenVBand="0" w:oddHBand="0" w:evenHBand="0" w:firstRowFirstColumn="0" w:firstRowLastColumn="0" w:lastRowFirstColumn="0" w:lastRowLastColumn="0"/>
+            <w:tcW w:w="0" w:type="auto"/>
+            <w:hideMark/>
+          </w:tcPr>
+          <w:p>
+            <w:pPr>
+              <w:pStyle w:val="ListParagraph"/>
+              <w:spacing w:after="160" w:line="278" w:lineRule="auto"/>
+            </w:pPr>
+            <w:r>
+              <w:t>Context Switching</w:t>
+            </w:r>
+          </w:p>
+        </w:tc>
+        <w:tc>
+          <w:tcPr>
+            <w:tcW w:w="0" w:type="auto"/>
+            <w:hideMark/>
+          </w:tcPr>
+          <w:p>
+            <w:pPr>
+              <w:pStyle w:val="ListParagraph"/>
+              <w:spacing w:after="160" w:line="278" w:lineRule="auto"/>
+              <w:cnfStyle w:val="000000000000" w:firstRow="0" w:lastRow="0" w:firstColumn="0" w:lastColumn="0" w:oddVBand="0" w:evenVBand="0" w:oddHBand="0" w:evenHBand="0" w:firstRowFirstColumn="0" w:firstRowLastColumn="0" w:lastRowFirstColumn="0" w:lastRowLastColumn="0"/>
+            </w:pPr>
+            <w:r>
+              <w:t>Expensive</w:t>
+            </w:r>
+          </w:p>
+        </w:tc>
+        <w:tc>
+          <w:tcPr>
+            <w:tcW w:w="0" w:type="auto"/>
+            <w:hideMark/>
+          </w:tcPr>
+          <w:p>
+            <w:pPr>
+              <w:pStyle w:val="ListParagraph"/>
+              <w:spacing w:after="160" w:line="278" w:lineRule="auto"/>
+              <w:cnfStyle w:val="000000000000" w:firstRow="0" w:lastRow="0" w:firstColumn="0" w:lastColumn="0" w:oddVBand="0" w:evenVBand="0" w:oddHBand="0" w:evenHBand="0" w:firstRowFirstColumn="0" w:firstRowLastColumn="0" w:lastRowFirstColumn="0" w:lastRowLastColumn="0"/>
+            </w:pPr>
+            <w:r>
+              <w:t>Faster</w:t>
+            </w:r>
+          </w:p>
+        </w:tc>
+      </w:tr>
+    </w:tbl>
+    <w:p>
+      <w:pPr>
+        <w:pStyle w:val="ListParagraph"/>
+      </w:pPr>
     </w:p>
     <w:p>
       <w:pPr>
@@ -45,10 +752,111 @@
           <w:ilvl w:val="0"/>
           <w:numId w:val="1"/>
         </w:numPr>
-      </w:pPr>
-      <w:r>
+        <w:rPr>
+          <w:b/>
+          <w:bCs/>
+        </w:rPr>
+      </w:pPr>
+      <w:r>
+        <w:rPr>
+          <w:b/>
+          <w:bCs/>
+        </w:rPr>
         <w:t>Why use multithreading?</w:t>
       </w:r>
+    </w:p>
+    <w:p>
+      <w:pPr>
+        <w:ind w:left="720"/>
+      </w:pPr>
+      <w:r>
+        <w:t>Multithreading enables a program to perform multiple operation concurrently within a single process.</w:t>
+      </w:r>
+    </w:p>
+    <w:p>
+      <w:pPr>
+        <w:ind w:left="720"/>
+        <w:rPr>
+          <w:b/>
+          <w:bCs/>
+        </w:rPr>
+      </w:pPr>
+      <w:r>
+        <w:rPr>
+          <w:b/>
+          <w:bCs/>
+        </w:rPr>
+        <w:t>Benefits:</w:t>
+      </w:r>
+    </w:p>
+    <w:p>
+      <w:pPr>
+        <w:pStyle w:val="ListParagraph"/>
+        <w:numPr>
+          <w:ilvl w:val="1"/>
+          <w:numId w:val="1"/>
+        </w:numPr>
+      </w:pPr>
+      <w:r>
+        <w:t>Improve responsiveness</w:t>
+      </w:r>
+    </w:p>
+    <w:p>
+      <w:pPr>
+        <w:pStyle w:val="ListParagraph"/>
+        <w:numPr>
+          <w:ilvl w:val="1"/>
+          <w:numId w:val="1"/>
+        </w:numPr>
+      </w:pPr>
+      <w:r>
+        <w:t>Better resource utilization</w:t>
+      </w:r>
+    </w:p>
+    <w:p>
+      <w:pPr>
+        <w:pStyle w:val="ListParagraph"/>
+        <w:numPr>
+          <w:ilvl w:val="1"/>
+          <w:numId w:val="1"/>
+        </w:numPr>
+      </w:pPr>
+      <w:r>
+        <w:t>Simplified concurrent programming</w:t>
+      </w:r>
+    </w:p>
+    <w:p>
+      <w:pPr>
+        <w:pStyle w:val="ListParagraph"/>
+        <w:numPr>
+          <w:ilvl w:val="1"/>
+          <w:numId w:val="1"/>
+        </w:numPr>
+      </w:pPr>
+      <w:r>
+        <w:t>Increased throughput</w:t>
+      </w:r>
+    </w:p>
+    <w:p>
+      <w:pPr>
+        <w:pStyle w:val="ListParagraph"/>
+        <w:numPr>
+          <w:ilvl w:val="1"/>
+          <w:numId w:val="1"/>
+        </w:numPr>
+      </w:pPr>
+      <w:r>
+        <w:t>Scalability</w:t>
+      </w:r>
+    </w:p>
+    <w:p>
+      <w:pPr>
+        <w:pStyle w:val="ListParagraph"/>
+        <w:numPr>
+          <w:ilvl w:val="1"/>
+          <w:numId w:val="1"/>
+        </w:numPr>
+      </w:pPr>
     </w:p>
     <w:p>
       <w:pPr>
@@ -56,8 +864,16 @@
           <w:ilvl w:val="0"/>
           <w:numId w:val="1"/>
         </w:numPr>
-      </w:pPr>
-      <w:r>
+        <w:rPr>
+          <w:b/>
+          <w:bCs/>
+        </w:rPr>
+      </w:pPr>
+      <w:r>
+        <w:rPr>
+          <w:b/>
+          <w:bCs/>
+        </w:rPr>
         <w:t xml:space="preserve">Real-world examples: </w:t>
       </w:r>
     </w:p>
@@ -171,11 +987,20 @@
           <w:bCs/>
         </w:rPr>
       </w:pPr>
-      <w:r>
+    </w:p>
+    <w:p>
+      <w:pPr>
         <w:rPr>
           <w:b/>
           <w:bCs/>
         </w:rPr>
+      </w:pPr>
+      <w:r>
+        <w:rPr>
+          <w:b/>
+          <w:bCs/>
+        </w:rPr>
+        <w:lastRenderedPageBreak/>
         <w:t>Understanding the GIL (Global Interpreter Lock)</w:t>
       </w:r>
     </w:p>
@@ -345,7 +1170,6 @@
           <w:b/>
           <w:bCs/>
         </w:rPr>
-        <w:lastRenderedPageBreak/>
         <w:t>ThreadPoolExecutor</w:t>
       </w:r>
       <w:proofErr w:type="spellEnd"/>
@@ -801,6 +1625,7 @@
           <w:b/>
           <w:bCs/>
         </w:rPr>
+        <w:lastRenderedPageBreak/>
         <w:t>Concurrent URL Fetcher</w:t>
       </w:r>
     </w:p>
@@ -983,6 +1808,334 @@
         <w:t>Understand production best practices</w:t>
       </w:r>
     </w:p>
+    <w:p/>
+    <w:tbl>
+      <w:tblPr>
+        <w:tblStyle w:val="GridTable5Dark-Accent4"/>
+        <w:tblW w:w="9030" w:type="dxa"/>
+        <w:tblLook w:val="04A0" w:firstRow="1" w:lastRow="0" w:firstColumn="1" w:lastColumn="0" w:noHBand="0" w:noVBand="1"/>
+      </w:tblPr>
+      <w:tblGrid>
+        <w:gridCol w:w="2016"/>
+        <w:gridCol w:w="3106"/>
+        <w:gridCol w:w="3908"/>
+      </w:tblGrid>
+      <w:tr>
+        <w:trPr>
+          <w:cnfStyle w:val="100000000000" w:firstRow="1" w:lastRow="0" w:firstColumn="0" w:lastColumn="0" w:oddVBand="0" w:evenVBand="0" w:oddHBand="0" w:evenHBand="0" w:firstRowFirstColumn="0" w:firstRowLastColumn="0" w:lastRowFirstColumn="0" w:lastRowLastColumn="0"/>
+          <w:trHeight w:val="476"/>
+        </w:trPr>
+        <w:tc>
+          <w:tcPr>
+            <w:cnfStyle w:val="001000000000" w:firstRow="0" w:lastRow="0" w:firstColumn="1" w:lastColumn="0" w:oddVBand="0" w:evenVBand="0" w:oddHBand="0" w:evenHBand="0" w:firstRowFirstColumn="0" w:firstRowLastColumn="0" w:lastRowFirstColumn="0" w:lastRowLastColumn="0"/>
+            <w:tcW w:w="0" w:type="auto"/>
+            <w:hideMark/>
+          </w:tcPr>
+          <w:p>
+            <w:pPr>
+              <w:spacing w:after="160" w:line="278" w:lineRule="auto"/>
+            </w:pPr>
+            <w:r>
+              <w:t>Method</w:t>
+            </w:r>
+          </w:p>
+        </w:tc>
+        <w:tc>
+          <w:tcPr>
+            <w:tcW w:w="0" w:type="auto"/>
+            <w:hideMark/>
+          </w:tcPr>
+          <w:p>
+            <w:pPr>
+              <w:spacing w:after="160" w:line="278" w:lineRule="auto"/>
+              <w:cnfStyle w:val="100000000000" w:firstRow="1" w:lastRow="0" w:firstColumn="0" w:lastColumn="0" w:oddVBand="0" w:evenVBand="0" w:oddHBand="0" w:evenHBand="0" w:firstRowFirstColumn="0" w:firstRowLastColumn="0" w:lastRowFirstColumn="0" w:lastRowLastColumn="0"/>
+            </w:pPr>
+            <w:r>
+              <w:t>Endpoint</w:t>
+            </w:r>
+          </w:p>
+        </w:tc>
+        <w:tc>
+          <w:tcPr>
+            <w:tcW w:w="0" w:type="auto"/>
+            <w:hideMark/>
+          </w:tcPr>
+          <w:p>
+            <w:pPr>
+              <w:spacing w:after="160" w:line="278" w:lineRule="auto"/>
+              <w:cnfStyle w:val="100000000000" w:firstRow="1" w:lastRow="0" w:firstColumn="0" w:lastColumn="0" w:oddVBand="0" w:evenVBand="0" w:oddHBand="0" w:evenHBand="0" w:firstRowFirstColumn="0" w:firstRowLastColumn="0" w:lastRowFirstColumn="0" w:lastRowLastColumn="0"/>
+            </w:pPr>
+            <w:r>
+              <w:t>Purpose</w:t>
+            </w:r>
+          </w:p>
+        </w:tc>
+      </w:tr>
+      <w:tr>
+        <w:trPr>
+          <w:cnfStyle w:val="000000100000" w:firstRow="0" w:lastRow="0" w:firstColumn="0" w:lastColumn="0" w:oddVBand="0" w:evenVBand="0" w:oddHBand="1" w:evenHBand="0" w:firstRowFirstColumn="0" w:firstRowLastColumn="0" w:lastRowFirstColumn="0" w:lastRowLastColumn="0"/>
+          <w:trHeight w:val="464"/>
+        </w:trPr>
+        <w:tc>
+          <w:tcPr>
+            <w:cnfStyle w:val="001000000000" w:firstRow="0" w:lastRow="0" w:firstColumn="1" w:lastColumn="0" w:oddVBand="0" w:evenVBand="0" w:oddHBand="0" w:evenHBand="0" w:firstRowFirstColumn="0" w:firstRowLastColumn="0" w:lastRowFirstColumn="0" w:lastRowLastColumn="0"/>
+            <w:tcW w:w="0" w:type="auto"/>
+            <w:hideMark/>
+          </w:tcPr>
+          <w:p>
+            <w:pPr>
+              <w:spacing w:after="160" w:line="278" w:lineRule="auto"/>
+            </w:pPr>
+            <w:r>
+              <w:t>POST</w:t>
+            </w:r>
+          </w:p>
+        </w:tc>
+        <w:tc>
+          <w:tcPr>
+            <w:tcW w:w="0" w:type="auto"/>
+            <w:hideMark/>
+          </w:tcPr>
+          <w:p>
+            <w:pPr>
+              <w:spacing w:after="160" w:line="278" w:lineRule="auto"/>
+              <w:cnfStyle w:val="000000100000" w:firstRow="0" w:lastRow="0" w:firstColumn="0" w:lastColumn="0" w:oddVBand="0" w:evenVBand="0" w:oddHBand="1" w:evenHBand="0" w:firstRowFirstColumn="0" w:firstRowLastColumn="0" w:lastRowFirstColumn="0" w:lastRowLastColumn="0"/>
+            </w:pPr>
+            <w:r>
+              <w:t>/</w:t>
+            </w:r>
+            <w:proofErr w:type="gramStart"/>
+            <w:r>
+              <w:t>students</w:t>
+            </w:r>
+            <w:proofErr w:type="gramEnd"/>
+          </w:p>
+        </w:tc>
+        <w:tc>
+          <w:tcPr>
+            <w:tcW w:w="0" w:type="auto"/>
+            <w:hideMark/>
+          </w:tcPr>
+          <w:p>
+            <w:pPr>
+              <w:spacing w:after="160" w:line="278" w:lineRule="auto"/>
+              <w:cnfStyle w:val="000000100000" w:firstRow="0" w:lastRow="0" w:firstColumn="0" w:lastColumn="0" w:oddVBand="0" w:evenVBand="0" w:oddHBand="1" w:evenHBand="0" w:firstRowFirstColumn="0" w:firstRowLastColumn="0" w:lastRowFirstColumn="0" w:lastRowLastColumn="0"/>
+            </w:pPr>
+            <w:r>
+              <w:t>Create Student</w:t>
+            </w:r>
+          </w:p>
+        </w:tc>
+      </w:tr>
+      <w:tr>
+        <w:trPr>
+          <w:trHeight w:val="476"/>
+        </w:trPr>
+        <w:tc>
+          <w:tcPr>
+            <w:cnfStyle w:val="001000000000" w:firstRow="0" w:lastRow="0" w:firstColumn="1" w:lastColumn="0" w:oddVBand="0" w:evenVBand="0" w:oddHBand="0" w:evenHBand="0" w:firstRowFirstColumn="0" w:firstRowLastColumn="0" w:lastRowFirstColumn="0" w:lastRowLastColumn="0"/>
+            <w:tcW w:w="0" w:type="auto"/>
+            <w:hideMark/>
+          </w:tcPr>
+          <w:p>
+            <w:pPr>
+              <w:spacing w:after="160" w:line="278" w:lineRule="auto"/>
+            </w:pPr>
+            <w:r>
+              <w:t>GET</w:t>
+            </w:r>
+          </w:p>
+        </w:tc>
+        <w:tc>
+          <w:tcPr>
+            <w:tcW w:w="0" w:type="auto"/>
+            <w:hideMark/>
+          </w:tcPr>
+          <w:p>
+            <w:pPr>
+              <w:spacing w:after="160" w:line="278" w:lineRule="auto"/>
+              <w:cnfStyle w:val="000000000000" w:firstRow="0" w:lastRow="0" w:firstColumn="0" w:lastColumn="0" w:oddVBand="0" w:evenVBand="0" w:oddHBand="0" w:evenHBand="0" w:firstRowFirstColumn="0" w:firstRowLastColumn="0" w:lastRowFirstColumn="0" w:lastRowLastColumn="0"/>
+            </w:pPr>
+            <w:r>
+              <w:t>/</w:t>
+            </w:r>
+            <w:proofErr w:type="gramStart"/>
+            <w:r>
+              <w:t>students</w:t>
+            </w:r>
+            <w:proofErr w:type="gramEnd"/>
+          </w:p>
+        </w:tc>
+        <w:tc>
+          <w:tcPr>
+            <w:tcW w:w="0" w:type="auto"/>
+            <w:hideMark/>
+          </w:tcPr>
+          <w:p>
+            <w:pPr>
+              <w:spacing w:after="160" w:line="278" w:lineRule="auto"/>
+              <w:cnfStyle w:val="000000000000" w:firstRow="0" w:lastRow="0" w:firstColumn="0" w:lastColumn="0" w:oddVBand="0" w:evenVBand="0" w:oddHBand="0" w:evenHBand="0" w:firstRowFirstColumn="0" w:firstRowLastColumn="0" w:lastRowFirstColumn="0" w:lastRowLastColumn="0"/>
+            </w:pPr>
+            <w:r>
+              <w:t>Get All Students</w:t>
+            </w:r>
+          </w:p>
+        </w:tc>
+      </w:tr>
+      <w:tr>
+        <w:trPr>
+          <w:cnfStyle w:val="000000100000" w:firstRow="0" w:lastRow="0" w:firstColumn="0" w:lastColumn="0" w:oddVBand="0" w:evenVBand="0" w:oddHBand="1" w:evenHBand="0" w:firstRowFirstColumn="0" w:firstRowLastColumn="0" w:lastRowFirstColumn="0" w:lastRowLastColumn="0"/>
+          <w:trHeight w:val="476"/>
+        </w:trPr>
+        <w:tc>
+          <w:tcPr>
+            <w:cnfStyle w:val="001000000000" w:firstRow="0" w:lastRow="0" w:firstColumn="1" w:lastColumn="0" w:oddVBand="0" w:evenVBand="0" w:oddHBand="0" w:evenHBand="0" w:firstRowFirstColumn="0" w:firstRowLastColumn="0" w:lastRowFirstColumn="0" w:lastRowLastColumn="0"/>
+            <w:tcW w:w="0" w:type="auto"/>
+            <w:hideMark/>
+          </w:tcPr>
+          <w:p>
+            <w:pPr>
+              <w:spacing w:after="160" w:line="278" w:lineRule="auto"/>
+            </w:pPr>
+            <w:r>
+              <w:t>GET</w:t>
+            </w:r>
+          </w:p>
+        </w:tc>
+        <w:tc>
+          <w:tcPr>
+            <w:tcW w:w="0" w:type="auto"/>
+            <w:hideMark/>
+          </w:tcPr>
+          <w:p>
+            <w:pPr>
+              <w:spacing w:after="160" w:line="278" w:lineRule="auto"/>
+              <w:cnfStyle w:val="000000100000" w:firstRow="0" w:lastRow="0" w:firstColumn="0" w:lastColumn="0" w:oddVBand="0" w:evenVBand="0" w:oddHBand="1" w:evenHBand="0" w:firstRowFirstColumn="0" w:firstRowLastColumn="0" w:lastRowFirstColumn="0" w:lastRowLastColumn="0"/>
+            </w:pPr>
+            <w:r>
+              <w:t>/students/{id}</w:t>
+            </w:r>
+          </w:p>
+        </w:tc>
+        <w:tc>
+          <w:tcPr>
+            <w:tcW w:w="0" w:type="auto"/>
+            <w:hideMark/>
+          </w:tcPr>
+          <w:p>
+            <w:pPr>
+              <w:spacing w:after="160" w:line="278" w:lineRule="auto"/>
+              <w:cnfStyle w:val="000000100000" w:firstRow="0" w:lastRow="0" w:firstColumn="0" w:lastColumn="0" w:oddVBand="0" w:evenVBand="0" w:oddHBand="1" w:evenHBand="0" w:firstRowFirstColumn="0" w:firstRowLastColumn="0" w:lastRowFirstColumn="0" w:lastRowLastColumn="0"/>
+            </w:pPr>
+            <w:r>
+              <w:t>Get Student By ID</w:t>
+            </w:r>
+          </w:p>
+        </w:tc>
+      </w:tr>
+      <w:tr>
+        <w:trPr>
+          <w:trHeight w:val="464"/>
+        </w:trPr>
+        <w:tc>
+          <w:tcPr>
+            <w:cnfStyle w:val="001000000000" w:firstRow="0" w:lastRow="0" w:firstColumn="1" w:lastColumn="0" w:oddVBand="0" w:evenVBand="0" w:oddHBand="0" w:evenHBand="0" w:firstRowFirstColumn="0" w:firstRowLastColumn="0" w:lastRowFirstColumn="0" w:lastRowLastColumn="0"/>
+            <w:tcW w:w="0" w:type="auto"/>
+            <w:hideMark/>
+          </w:tcPr>
+          <w:p>
+            <w:pPr>
+              <w:spacing w:after="160" w:line="278" w:lineRule="auto"/>
+            </w:pPr>
+            <w:r>
+              <w:t>PUT</w:t>
+            </w:r>
+          </w:p>
+        </w:tc>
+        <w:tc>
+          <w:tcPr>
+            <w:tcW w:w="0" w:type="auto"/>
+            <w:hideMark/>
+          </w:tcPr>
+          <w:p>
+            <w:pPr>
+              <w:spacing w:after="160" w:line="278" w:lineRule="auto"/>
+              <w:cnfStyle w:val="000000000000" w:firstRow="0" w:lastRow="0" w:firstColumn="0" w:lastColumn="0" w:oddVBand="0" w:evenVBand="0" w:oddHBand="0" w:evenHBand="0" w:firstRowFirstColumn="0" w:firstRowLastColumn="0" w:lastRowFirstColumn="0" w:lastRowLastColumn="0"/>
+            </w:pPr>
+            <w:r>
+              <w:t>/students/{id}</w:t>
+            </w:r>
+          </w:p>
+        </w:tc>
+        <w:tc>
+          <w:tcPr>
+            <w:tcW w:w="0" w:type="auto"/>
+            <w:hideMark/>
+          </w:tcPr>
+          <w:p>
+            <w:pPr>
+              <w:spacing w:after="160" w:line="278" w:lineRule="auto"/>
+              <w:cnfStyle w:val="000000000000" w:firstRow="0" w:lastRow="0" w:firstColumn="0" w:lastColumn="0" w:oddVBand="0" w:evenVBand="0" w:oddHBand="0" w:evenHBand="0" w:firstRowFirstColumn="0" w:firstRowLastColumn="0" w:lastRowFirstColumn="0" w:lastRowLastColumn="0"/>
+            </w:pPr>
+            <w:r>
+              <w:t>Update Student</w:t>
+            </w:r>
+          </w:p>
+        </w:tc>
+      </w:tr>
+      <w:tr>
+        <w:trPr>
+          <w:cnfStyle w:val="000000100000" w:firstRow="0" w:lastRow="0" w:firstColumn="0" w:lastColumn="0" w:oddVBand="0" w:evenVBand="0" w:oddHBand="1" w:evenHBand="0" w:firstRowFirstColumn="0" w:firstRowLastColumn="0" w:lastRowFirstColumn="0" w:lastRowLastColumn="0"/>
+          <w:trHeight w:val="476"/>
+        </w:trPr>
+        <w:tc>
+          <w:tcPr>
+            <w:cnfStyle w:val="001000000000" w:firstRow="0" w:lastRow="0" w:firstColumn="1" w:lastColumn="0" w:oddVBand="0" w:evenVBand="0" w:oddHBand="0" w:evenHBand="0" w:firstRowFirstColumn="0" w:firstRowLastColumn="0" w:lastRowFirstColumn="0" w:lastRowLastColumn="0"/>
+            <w:tcW w:w="0" w:type="auto"/>
+            <w:hideMark/>
+          </w:tcPr>
+          <w:p>
+            <w:pPr>
+              <w:spacing w:after="160" w:line="278" w:lineRule="auto"/>
+            </w:pPr>
+            <w:r>
+              <w:t>DELETE</w:t>
+            </w:r>
+          </w:p>
+        </w:tc>
+        <w:tc>
+          <w:tcPr>
+            <w:tcW w:w="0" w:type="auto"/>
+            <w:hideMark/>
+          </w:tcPr>
+          <w:p>
+            <w:pPr>
+              <w:spacing w:after="160" w:line="278" w:lineRule="auto"/>
+              <w:cnfStyle w:val="000000100000" w:firstRow="0" w:lastRow="0" w:firstColumn="0" w:lastColumn="0" w:oddVBand="0" w:evenVBand="0" w:oddHBand="1" w:evenHBand="0" w:firstRowFirstColumn="0" w:firstRowLastColumn="0" w:lastRowFirstColumn="0" w:lastRowLastColumn="0"/>
+            </w:pPr>
+            <w:r>
+              <w:t>/students/{id}</w:t>
+            </w:r>
+          </w:p>
+        </w:tc>
+        <w:tc>
+          <w:tcPr>
+            <w:tcW w:w="0" w:type="auto"/>
+            <w:hideMark/>
+          </w:tcPr>
+          <w:p>
+            <w:pPr>
+              <w:spacing w:after="160" w:line="278" w:lineRule="auto"/>
+              <w:cnfStyle w:val="000000100000" w:firstRow="0" w:lastRow="0" w:firstColumn="0" w:lastColumn="0" w:oddVBand="0" w:evenVBand="0" w:oddHBand="1" w:evenHBand="0" w:firstRowFirstColumn="0" w:firstRowLastColumn="0" w:lastRowFirstColumn="0" w:lastRowLastColumn="0"/>
+            </w:pPr>
+            <w:r>
+              <w:t>Delete Student</w:t>
+            </w:r>
+          </w:p>
+        </w:tc>
+      </w:tr>
+    </w:tbl>
+    <w:p/>
     <w:sectPr>
       <w:pgSz w:w="11906" w:h="16838"/>
       <w:pgMar w:top="1440" w:right="1440" w:bottom="1440" w:left="1440" w:header="708" w:footer="708" w:gutter="0"/>
@@ -1145,6 +2298,155 @@
     </w:lvl>
   </w:abstractNum>
   <w:abstractNum w:abstractNumId="1" w15:restartNumberingAfterBreak="0">
+    <w:nsid w:val="10DC708C"/>
+    <w:multiLevelType w:val="multilevel"/>
+    <w:tmpl w:val="75A47902"/>
+    <w:lvl w:ilvl="0">
+      <w:start w:val="1"/>
+      <w:numFmt w:val="bullet"/>
+      <w:lvlText w:val=""/>
+      <w:lvlJc w:val="left"/>
+      <w:pPr>
+        <w:tabs>
+          <w:tab w:val="num" w:pos="720"/>
+        </w:tabs>
+        <w:ind w:left="720" w:hanging="360"/>
+      </w:pPr>
+      <w:rPr>
+        <w:rFonts w:ascii="Symbol" w:hAnsi="Symbol" w:hint="default"/>
+        <w:sz w:val="20"/>
+      </w:rPr>
+    </w:lvl>
+    <w:lvl w:ilvl="1">
+      <w:start w:val="1"/>
+      <w:numFmt w:val="bullet"/>
+      <w:lvlText w:val="o"/>
+      <w:lvlJc w:val="left"/>
+      <w:pPr>
+        <w:tabs>
+          <w:tab w:val="num" w:pos="1440"/>
+        </w:tabs>
+        <w:ind w:left="1440" w:hanging="360"/>
+      </w:pPr>
+      <w:rPr>
+        <w:rFonts w:ascii="Courier New" w:hAnsi="Courier New" w:hint="default"/>
+        <w:sz w:val="20"/>
+      </w:rPr>
+    </w:lvl>
+    <w:lvl w:ilvl="2" w:tentative="1">
+      <w:start w:val="1"/>
+      <w:numFmt w:val="bullet"/>
+      <w:lvlText w:val=""/>
+      <w:lvlJc w:val="left"/>
+      <w:pPr>
+        <w:tabs>
+          <w:tab w:val="num" w:pos="2160"/>
+        </w:tabs>
+        <w:ind w:left="2160" w:hanging="360"/>
+      </w:pPr>
+      <w:rPr>
+        <w:rFonts w:ascii="Wingdings" w:hAnsi="Wingdings" w:hint="default"/>
+        <w:sz w:val="20"/>
+      </w:rPr>
+    </w:lvl>
+    <w:lvl w:ilvl="3" w:tentative="1">
+      <w:start w:val="1"/>
+      <w:numFmt w:val="bullet"/>
+      <w:lvlText w:val=""/>
+      <w:lvlJc w:val="left"/>
+      <w:pPr>
+        <w:tabs>
+          <w:tab w:val="num" w:pos="2880"/>
+        </w:tabs>
+        <w:ind w:left="2880" w:hanging="360"/>
+      </w:pPr>
+      <w:rPr>
+        <w:rFonts w:ascii="Wingdings" w:hAnsi="Wingdings" w:hint="default"/>
+        <w:sz w:val="20"/>
+      </w:rPr>
+    </w:lvl>
+    <w:lvl w:ilvl="4" w:tentative="1">
+      <w:start w:val="1"/>
+      <w:numFmt w:val="bullet"/>
+      <w:lvlText w:val=""/>
+      <w:lvlJc w:val="left"/>
+      <w:pPr>
+        <w:tabs>
+          <w:tab w:val="num" w:pos="3600"/>
+        </w:tabs>
+        <w:ind w:left="3600" w:hanging="360"/>
+      </w:pPr>
+      <w:rPr>
+        <w:rFonts w:ascii="Wingdings" w:hAnsi="Wingdings" w:hint="default"/>
+        <w:sz w:val="20"/>
+      </w:rPr>
+    </w:lvl>
+    <w:lvl w:ilvl="5" w:tentative="1">
+      <w:start w:val="1"/>
+      <w:numFmt w:val="bullet"/>
+      <w:lvlText w:val=""/>
+      <w:lvlJc w:val="left"/>
+      <w:pPr>
+        <w:tabs>
+          <w:tab w:val="num" w:pos="4320"/>
+        </w:tabs>
+        <w:ind w:left="4320" w:hanging="360"/>
+      </w:pPr>
+      <w:rPr>
+        <w:rFonts w:ascii="Wingdings" w:hAnsi="Wingdings" w:hint="default"/>
+        <w:sz w:val="20"/>
+      </w:rPr>
+    </w:lvl>
+    <w:lvl w:ilvl="6" w:tentative="1">
+      <w:start w:val="1"/>
+      <w:numFmt w:val="bullet"/>
+      <w:lvlText w:val=""/>
+      <w:lvlJc w:val="left"/>
+      <w:pPr>
+        <w:tabs>
+          <w:tab w:val="num" w:pos="5040"/>
+        </w:tabs>
+        <w:ind w:left="5040" w:hanging="360"/>
+      </w:pPr>
+      <w:rPr>
+        <w:rFonts w:ascii="Wingdings" w:hAnsi="Wingdings" w:hint="default"/>
+        <w:sz w:val="20"/>
+      </w:rPr>
+    </w:lvl>
+    <w:lvl w:ilvl="7" w:tentative="1">
+      <w:start w:val="1"/>
+      <w:numFmt w:val="bullet"/>
+      <w:lvlText w:val=""/>
+      <w:lvlJc w:val="left"/>
+      <w:pPr>
+        <w:tabs>
+          <w:tab w:val="num" w:pos="5760"/>
+        </w:tabs>
+        <w:ind w:left="5760" w:hanging="360"/>
+      </w:pPr>
+      <w:rPr>
+        <w:rFonts w:ascii="Wingdings" w:hAnsi="Wingdings" w:hint="default"/>
+        <w:sz w:val="20"/>
+      </w:rPr>
+    </w:lvl>
+    <w:lvl w:ilvl="8" w:tentative="1">
+      <w:start w:val="1"/>
+      <w:numFmt w:val="bullet"/>
+      <w:lvlText w:val=""/>
+      <w:lvlJc w:val="left"/>
+      <w:pPr>
+        <w:tabs>
+          <w:tab w:val="num" w:pos="6480"/>
+        </w:tabs>
+        <w:ind w:left="6480" w:hanging="360"/>
+      </w:pPr>
+      <w:rPr>
+        <w:rFonts w:ascii="Wingdings" w:hAnsi="Wingdings" w:hint="default"/>
+        <w:sz w:val="20"/>
+      </w:rPr>
+    </w:lvl>
+  </w:abstractNum>
+  <w:abstractNum w:abstractNumId="2" w15:restartNumberingAfterBreak="0">
     <w:nsid w:val="15A350AE"/>
     <w:multiLevelType w:val="multilevel"/>
     <w:tmpl w:val="C912683C"/>
@@ -1293,7 +2595,7 @@
       </w:rPr>
     </w:lvl>
   </w:abstractNum>
-  <w:abstractNum w:abstractNumId="2" w15:restartNumberingAfterBreak="0">
+  <w:abstractNum w:abstractNumId="3" w15:restartNumberingAfterBreak="0">
     <w:nsid w:val="16417C42"/>
     <w:multiLevelType w:val="multilevel"/>
     <w:tmpl w:val="75A47902"/>
@@ -1442,7 +2744,7 @@
       </w:rPr>
     </w:lvl>
   </w:abstractNum>
-  <w:abstractNum w:abstractNumId="3" w15:restartNumberingAfterBreak="0">
+  <w:abstractNum w:abstractNumId="4" w15:restartNumberingAfterBreak="0">
     <w:nsid w:val="2270656F"/>
     <w:multiLevelType w:val="multilevel"/>
     <w:tmpl w:val="3EC4659A"/>
@@ -1591,7 +2893,7 @@
       </w:rPr>
     </w:lvl>
   </w:abstractNum>
-  <w:abstractNum w:abstractNumId="4" w15:restartNumberingAfterBreak="0">
+  <w:abstractNum w:abstractNumId="5" w15:restartNumberingAfterBreak="0">
     <w:nsid w:val="238A24C4"/>
     <w:multiLevelType w:val="multilevel"/>
     <w:tmpl w:val="75A47902"/>
@@ -1740,7 +3042,7 @@
       </w:rPr>
     </w:lvl>
   </w:abstractNum>
-  <w:abstractNum w:abstractNumId="5" w15:restartNumberingAfterBreak="0">
+  <w:abstractNum w:abstractNumId="6" w15:restartNumberingAfterBreak="0">
     <w:nsid w:val="360B0DC8"/>
     <w:multiLevelType w:val="multilevel"/>
     <w:tmpl w:val="DDD0F89E"/>
@@ -1889,7 +3191,7 @@
       </w:rPr>
     </w:lvl>
   </w:abstractNum>
-  <w:abstractNum w:abstractNumId="6" w15:restartNumberingAfterBreak="0">
+  <w:abstractNum w:abstractNumId="7" w15:restartNumberingAfterBreak="0">
     <w:nsid w:val="377F4D28"/>
     <w:multiLevelType w:val="multilevel"/>
     <w:tmpl w:val="6922DA56"/>
@@ -2038,7 +3340,7 @@
       </w:rPr>
     </w:lvl>
   </w:abstractNum>
-  <w:abstractNum w:abstractNumId="7" w15:restartNumberingAfterBreak="0">
+  <w:abstractNum w:abstractNumId="8" w15:restartNumberingAfterBreak="0">
     <w:nsid w:val="4ABF32E2"/>
     <w:multiLevelType w:val="multilevel"/>
     <w:tmpl w:val="75A47902"/>
@@ -2187,7 +3489,156 @@
       </w:rPr>
     </w:lvl>
   </w:abstractNum>
-  <w:abstractNum w:abstractNumId="8" w15:restartNumberingAfterBreak="0">
+  <w:abstractNum w:abstractNumId="9" w15:restartNumberingAfterBreak="0">
+    <w:nsid w:val="6E24362B"/>
+    <w:multiLevelType w:val="multilevel"/>
+    <w:tmpl w:val="75A47902"/>
+    <w:lvl w:ilvl="0">
+      <w:start w:val="1"/>
+      <w:numFmt w:val="bullet"/>
+      <w:lvlText w:val=""/>
+      <w:lvlJc w:val="left"/>
+      <w:pPr>
+        <w:tabs>
+          <w:tab w:val="num" w:pos="720"/>
+        </w:tabs>
+        <w:ind w:left="720" w:hanging="360"/>
+      </w:pPr>
+      <w:rPr>
+        <w:rFonts w:ascii="Symbol" w:hAnsi="Symbol" w:hint="default"/>
+        <w:sz w:val="20"/>
+      </w:rPr>
+    </w:lvl>
+    <w:lvl w:ilvl="1">
+      <w:start w:val="1"/>
+      <w:numFmt w:val="bullet"/>
+      <w:lvlText w:val="o"/>
+      <w:lvlJc w:val="left"/>
+      <w:pPr>
+        <w:tabs>
+          <w:tab w:val="num" w:pos="1440"/>
+        </w:tabs>
+        <w:ind w:left="1440" w:hanging="360"/>
+      </w:pPr>
+      <w:rPr>
+        <w:rFonts w:ascii="Courier New" w:hAnsi="Courier New" w:hint="default"/>
+        <w:sz w:val="20"/>
+      </w:rPr>
+    </w:lvl>
+    <w:lvl w:ilvl="2" w:tentative="1">
+      <w:start w:val="1"/>
+      <w:numFmt w:val="bullet"/>
+      <w:lvlText w:val=""/>
+      <w:lvlJc w:val="left"/>
+      <w:pPr>
+        <w:tabs>
+          <w:tab w:val="num" w:pos="2160"/>
+        </w:tabs>
+        <w:ind w:left="2160" w:hanging="360"/>
+      </w:pPr>
+      <w:rPr>
+        <w:rFonts w:ascii="Wingdings" w:hAnsi="Wingdings" w:hint="default"/>
+        <w:sz w:val="20"/>
+      </w:rPr>
+    </w:lvl>
+    <w:lvl w:ilvl="3" w:tentative="1">
+      <w:start w:val="1"/>
+      <w:numFmt w:val="bullet"/>
+      <w:lvlText w:val=""/>
+      <w:lvlJc w:val="left"/>
+      <w:pPr>
+        <w:tabs>
+          <w:tab w:val="num" w:pos="2880"/>
+        </w:tabs>
+        <w:ind w:left="2880" w:hanging="360"/>
+      </w:pPr>
+      <w:rPr>
+        <w:rFonts w:ascii="Wingdings" w:hAnsi="Wingdings" w:hint="default"/>
+        <w:sz w:val="20"/>
+      </w:rPr>
+    </w:lvl>
+    <w:lvl w:ilvl="4" w:tentative="1">
+      <w:start w:val="1"/>
+      <w:numFmt w:val="bullet"/>
+      <w:lvlText w:val=""/>
+      <w:lvlJc w:val="left"/>
+      <w:pPr>
+        <w:tabs>
+          <w:tab w:val="num" w:pos="3600"/>
+        </w:tabs>
+        <w:ind w:left="3600" w:hanging="360"/>
+      </w:pPr>
+      <w:rPr>
+        <w:rFonts w:ascii="Wingdings" w:hAnsi="Wingdings" w:hint="default"/>
+        <w:sz w:val="20"/>
+      </w:rPr>
+    </w:lvl>
+    <w:lvl w:ilvl="5" w:tentative="1">
+      <w:start w:val="1"/>
+      <w:numFmt w:val="bullet"/>
+      <w:lvlText w:val=""/>
+      <w:lvlJc w:val="left"/>
+      <w:pPr>
+        <w:tabs>
+          <w:tab w:val="num" w:pos="4320"/>
+        </w:tabs>
+        <w:ind w:left="4320" w:hanging="360"/>
+      </w:pPr>
+      <w:rPr>
+        <w:rFonts w:ascii="Wingdings" w:hAnsi="Wingdings" w:hint="default"/>
+        <w:sz w:val="20"/>
+      </w:rPr>
+    </w:lvl>
+    <w:lvl w:ilvl="6" w:tentative="1">
+      <w:start w:val="1"/>
+      <w:numFmt w:val="bullet"/>
+      <w:lvlText w:val=""/>
+      <w:lvlJc w:val="left"/>
+      <w:pPr>
+        <w:tabs>
+          <w:tab w:val="num" w:pos="5040"/>
+        </w:tabs>
+        <w:ind w:left="5040" w:hanging="360"/>
+      </w:pPr>
+      <w:rPr>
+        <w:rFonts w:ascii="Wingdings" w:hAnsi="Wingdings" w:hint="default"/>
+        <w:sz w:val="20"/>
+      </w:rPr>
+    </w:lvl>
+    <w:lvl w:ilvl="7" w:tentative="1">
+      <w:start w:val="1"/>
+      <w:numFmt w:val="bullet"/>
+      <w:lvlText w:val=""/>
+      <w:lvlJc w:val="left"/>
+      <w:pPr>
+        <w:tabs>
+          <w:tab w:val="num" w:pos="5760"/>
+        </w:tabs>
+        <w:ind w:left="5760" w:hanging="360"/>
+      </w:pPr>
+      <w:rPr>
+        <w:rFonts w:ascii="Wingdings" w:hAnsi="Wingdings" w:hint="default"/>
+        <w:sz w:val="20"/>
+      </w:rPr>
+    </w:lvl>
+    <w:lvl w:ilvl="8" w:tentative="1">
+      <w:start w:val="1"/>
+      <w:numFmt w:val="bullet"/>
+      <w:lvlText w:val=""/>
+      <w:lvlJc w:val="left"/>
+      <w:pPr>
+        <w:tabs>
+          <w:tab w:val="num" w:pos="6480"/>
+        </w:tabs>
+        <w:ind w:left="6480" w:hanging="360"/>
+      </w:pPr>
+      <w:rPr>
+        <w:rFonts w:ascii="Wingdings" w:hAnsi="Wingdings" w:hint="default"/>
+        <w:sz w:val="20"/>
+      </w:rPr>
+    </w:lvl>
+  </w:abstractNum>
+  <w:abstractNum w:abstractNumId="10" w15:restartNumberingAfterBreak="0">
     <w:nsid w:val="74553777"/>
     <w:multiLevelType w:val="multilevel"/>
     <w:tmpl w:val="22DCCB4A"/>
@@ -2340,28 +3791,34 @@
     <w:abstractNumId w:val="0"/>
   </w:num>
   <w:num w:numId="2" w16cid:durableId="762991868">
+    <w:abstractNumId w:val="10"/>
+  </w:num>
+  <w:num w:numId="3" w16cid:durableId="723604183">
+    <w:abstractNumId w:val="2"/>
+  </w:num>
+  <w:num w:numId="4" w16cid:durableId="1204246486">
+    <w:abstractNumId w:val="7"/>
+  </w:num>
+  <w:num w:numId="5" w16cid:durableId="508180109">
+    <w:abstractNumId w:val="4"/>
+  </w:num>
+  <w:num w:numId="6" w16cid:durableId="1336611453">
     <w:abstractNumId w:val="8"/>
   </w:num>
-  <w:num w:numId="3" w16cid:durableId="723604183">
+  <w:num w:numId="7" w16cid:durableId="699210041">
+    <w:abstractNumId w:val="6"/>
+  </w:num>
+  <w:num w:numId="8" w16cid:durableId="232392397">
+    <w:abstractNumId w:val="3"/>
+  </w:num>
+  <w:num w:numId="9" w16cid:durableId="320278269">
+    <w:abstractNumId w:val="5"/>
+  </w:num>
+  <w:num w:numId="10" w16cid:durableId="1590502358">
     <w:abstractNumId w:val="1"/>
   </w:num>
-  <w:num w:numId="4" w16cid:durableId="1204246486">
-    <w:abstractNumId w:val="6"/>
-  </w:num>
-  <w:num w:numId="5" w16cid:durableId="508180109">
-    <w:abstractNumId w:val="3"/>
-  </w:num>
-  <w:num w:numId="6" w16cid:durableId="1336611453">
-    <w:abstractNumId w:val="7"/>
-  </w:num>
-  <w:num w:numId="7" w16cid:durableId="699210041">
-    <w:abstractNumId w:val="5"/>
-  </w:num>
-  <w:num w:numId="8" w16cid:durableId="232392397">
-    <w:abstractNumId w:val="2"/>
-  </w:num>
-  <w:num w:numId="9" w16cid:durableId="320278269">
-    <w:abstractNumId w:val="4"/>
+  <w:num w:numId="11" w16cid:durableId="1220702791">
+    <w:abstractNumId w:val="9"/>
   </w:num>
 </w:numbering>
 </file>
@@ -3308,6 +4765,112 @@
       <w:szCs w:val="20"/>
     </w:rPr>
   </w:style>
+  <w:style w:type="table" w:styleId="GridTable5Dark-Accent4">
+    <w:name w:val="Grid Table 5 Dark Accent 4"/>
+    <w:basedOn w:val="TableNormal"/>
+    <w:uiPriority w:val="50"/>
+    <w:rsid w:val="00C6517E"/>
+    <w:pPr>
+      <w:spacing w:after="0" w:line="240" w:lineRule="auto"/>
+    </w:pPr>
+    <w:tblPr>
+      <w:tblStyleRowBandSize w:val="1"/>
+      <w:tblStyleColBandSize w:val="1"/>
+      <w:tblBorders>
+        <w:top w:val="single" w:sz="4" w:space="0" w:color="FFFFFF" w:themeColor="background1"/>
+        <w:left w:val="single" w:sz="4" w:space="0" w:color="FFFFFF" w:themeColor="background1"/>
+        <w:bottom w:val="single" w:sz="4" w:space="0" w:color="FFFFFF" w:themeColor="background1"/>
+        <w:right w:val="single" w:sz="4" w:space="0" w:color="FFFFFF" w:themeColor="background1"/>
+        <w:insideH w:val="single" w:sz="4" w:space="0" w:color="FFFFFF" w:themeColor="background1"/>
+        <w:insideV w:val="single" w:sz="4" w:space="0" w:color="FFFFFF" w:themeColor="background1"/>
+      </w:tblBorders>
+    </w:tblPr>
+    <w:tcPr>
+      <w:shd w:val="clear" w:color="auto" w:fill="CAEDFB" w:themeFill="accent4" w:themeFillTint="33"/>
+    </w:tcPr>
+    <w:tblStylePr w:type="firstRow">
+      <w:rPr>
+        <w:b/>
+        <w:bCs/>
+        <w:color w:val="FFFFFF" w:themeColor="background1"/>
+      </w:rPr>
+      <w:tblPr/>
+      <w:tcPr>
+        <w:tcBorders>
+          <w:top w:val="single" w:sz="4" w:space="0" w:color="FFFFFF" w:themeColor="background1"/>
+          <w:left w:val="single" w:sz="4" w:space="0" w:color="FFFFFF" w:themeColor="background1"/>
+          <w:right w:val="single" w:sz="4" w:space="0" w:color="FFFFFF" w:themeColor="background1"/>
+          <w:insideH w:val="nil"/>
+          <w:insideV w:val="nil"/>
+        </w:tcBorders>
+        <w:shd w:val="clear" w:color="auto" w:fill="0F9ED5" w:themeFill="accent4"/>
+      </w:tcPr>
+    </w:tblStylePr>
+    <w:tblStylePr w:type="lastRow">
+      <w:rPr>
+        <w:b/>
+        <w:bCs/>
+        <w:color w:val="FFFFFF" w:themeColor="background1"/>
+      </w:rPr>
+      <w:tblPr/>
+      <w:tcPr>
+        <w:tcBorders>
+          <w:left w:val="single" w:sz="4" w:space="0" w:color="FFFFFF" w:themeColor="background1"/>
+          <w:bottom w:val="single" w:sz="4" w:space="0" w:color="FFFFFF" w:themeColor="background1"/>
+          <w:right w:val="single" w:sz="4" w:space="0" w:color="FFFFFF" w:themeColor="background1"/>
+          <w:insideH w:val="nil"/>
+          <w:insideV w:val="nil"/>
+        </w:tcBorders>
+        <w:shd w:val="clear" w:color="auto" w:fill="0F9ED5" w:themeFill="accent4"/>
+      </w:tcPr>
+    </w:tblStylePr>
+    <w:tblStylePr w:type="firstCol">
+      <w:rPr>
+        <w:b/>
+        <w:bCs/>
+        <w:color w:val="FFFFFF" w:themeColor="background1"/>
+      </w:rPr>
+      <w:tblPr/>
+      <w:tcPr>
+        <w:tcBorders>
+          <w:top w:val="single" w:sz="4" w:space="0" w:color="FFFFFF" w:themeColor="background1"/>
+          <w:left w:val="single" w:sz="4" w:space="0" w:color="FFFFFF" w:themeColor="background1"/>
+          <w:bottom w:val="single" w:sz="4" w:space="0" w:color="FFFFFF" w:themeColor="background1"/>
+          <w:insideV w:val="nil"/>
+        </w:tcBorders>
+        <w:shd w:val="clear" w:color="auto" w:fill="0F9ED5" w:themeFill="accent4"/>
+      </w:tcPr>
+    </w:tblStylePr>
+    <w:tblStylePr w:type="lastCol">
+      <w:rPr>
+        <w:b/>
+        <w:bCs/>
+        <w:color w:val="FFFFFF" w:themeColor="background1"/>
+      </w:rPr>
+      <w:tblPr/>
+      <w:tcPr>
+        <w:tcBorders>
+          <w:top w:val="single" w:sz="4" w:space="0" w:color="FFFFFF" w:themeColor="background1"/>
+          <w:bottom w:val="single" w:sz="4" w:space="0" w:color="FFFFFF" w:themeColor="background1"/>
+          <w:right w:val="single" w:sz="4" w:space="0" w:color="FFFFFF" w:themeColor="background1"/>
+          <w:insideV w:val="nil"/>
+        </w:tcBorders>
+        <w:shd w:val="clear" w:color="auto" w:fill="0F9ED5" w:themeFill="accent4"/>
+      </w:tcPr>
+    </w:tblStylePr>
+    <w:tblStylePr w:type="band1Vert">
+      <w:tblPr/>
+      <w:tcPr>
+        <w:shd w:val="clear" w:color="auto" w:fill="95DCF7" w:themeFill="accent4" w:themeFillTint="66"/>
+      </w:tcPr>
+    </w:tblStylePr>
+    <w:tblStylePr w:type="band1Horz">
+      <w:tblPr/>
+      <w:tcPr>
+        <w:shd w:val="clear" w:color="auto" w:fill="95DCF7" w:themeFill="accent4" w:themeFillTint="66"/>
+      </w:tcPr>
+    </w:tblStylePr>
+  </w:style>
 </w:styles>
 </file>
 
